--- a/public/act/child-pledge/record/assets/兒少十大承諾書_20261014.docx
+++ b/public/act/child-pledge/record/assets/兒少十大承諾書_20261014.docx
@@ -760,7 +760,7 @@
                 <w:sz w:val="16"/>
                 <w:szCs w:val="16"/>
               </w:rPr>
-              <w:t xml:space="preserve">就任 100 日內公布各項承諾的現況盤點、主責局處、各項服務之處理時限，以及分年執行期程與經費規劃；每年公布執行結果，邀請家長及兒少代表參與檢視，未達自訂目標者說明原因、改善措施與完成期限。公開資料以彙整統計為主，不公開可辨識個案之資訊。各項新增服務配置必要人力與行政支援，優先整合既有系統，不以增加教師重複填報或無償兼辦取代政府責任。</w:t>
+              <w:t xml:space="preserve">就任 100 日內公布所勾選之各項承諾的現況盤點、主責局處、各項服務之處理時限，以及分年執行期程與經費規劃；每年公布執行結果，邀請家長及兒少代表參與檢視，未達自訂目標者說明原因、改善措施與完成期限。公開資料以彙整統計為主，不公開可辨識個案之資訊。各項新增服務配置必要人力與行政支援，優先整合既有系統，不以增加教師重複填報或無償兼辦取代政府責任。</w:t>
             </w:r>
           </w:p>
         </w:tc>
@@ -881,7 +881,7 @@
           <w:sz w:val="13"/>
           <w:szCs w:val="13"/>
         </w:rPr>
-        <w:t xml:space="preserve">召集人：國教行動聯盟（民間團體）AABE　　共同發起：見文末名冊　　回傳方式：請將簽署後之承諾書以 Email 回傳至 action.a.e0626@gmail.com，或掃描說明頁 QR code 於線上表單填寫；聯絡電話 0921-113-066　文件版本 v3.6　2026-10-14 寄送版（條文同 v3.2）</w:t>
+        <w:t xml:space="preserve">召集人：國教行動聯盟（民間團體）AABE　　共同發起：見文末名冊　　回傳方式：請將簽署後之承諾書以 Email 回傳至 action.a.e0626@gmail.com，或掃描說明頁 QR code 於線上表單填寫；聯絡電話 0921-113-066　文件版本 v3.7　2026-10-14 寄送版（條文同 v3.2）</w:t>
       </w:r>
     </w:p>
     <w:p>
@@ -1165,7 +1165,7 @@
           <w:sz w:val="20"/>
           <w:szCs w:val="20"/>
         </w:rPr>
-        <w:t xml:space="preserve">簽署與回覆原文照登，不評分、不排名、不推薦任何人。</w:t>
+        <w:t xml:space="preserve">簽署與回覆原文照登（個資依規則遮蔽後照登），不評分、不排名、不推薦任何人。</w:t>
       </w:r>
       <w:r>
         <w:rPr>
@@ -1183,7 +1183,7 @@
           <w:sz w:val="20"/>
           <w:szCs w:val="20"/>
         </w:rPr>
-        <w:t xml:space="preserve">無論是否簽署，您都可以另附「兒少政見說明」（選填）：一段整體說明，以及對十項內容的做法，符合刊登規範且經您書面確認者，原文照登於公開平台，讓縣市的家長了解您的施政構想。</w:t>
+        <w:t xml:space="preserve">無論是否簽署，您都可以另附「兒少政見說明」（選填）：一段整體說明，以及對十項內容的做法，符合刊登規範且經您書面確認者，原文照登於公開平台，讓縣市的家長了解您的施政構想（10 月 21 日起開放刊登）。</w:t>
       </w:r>
     </w:p>
     <w:p>
@@ -1264,7 +1264,7 @@
           <w:sz w:val="17"/>
           <w:szCs w:val="17"/>
         </w:rPr>
-        <w:t xml:space="preserve">1 台灣青少年犯罪防治學會、2 臺灣全方位設計教育協會（TAUDE）、3 中華民國中小學校長協會（SESPA）、4 財團法人赤子心教育基金會、5 董氏基金會、6 社團法人中華仁親社區關懷協會、7 台灣全國媽媽護家護兒聯盟、8 高雄市家長聯盟、9 家庭韌性行動聯盟（成立時集結逾 33 個組織團體與社會影響者）、10 任林教育基金會、11 社團法人國際兒少人權促進會、12 社團法人台灣青少年神經多樣性行動協會、13 台灣ICF研究學會、14 社團法人臺灣網路防護協會、15 社團法人新竹市精神健康協會、16 台灣家長守護婦幼權益協會、17 全國家長會長聯盟、18 全國家長教育志工聯盟、19 夏凱納靈糧堂、20 臺北市學校教育產業工會、21 社團法人台灣懷孕婦女關懷協會、22 台灣心理健康聯盟（77 個團體與單位）、23 臺中市永馨全人關懷協會、24 社團法人高雄市基督教善之園福音協會、25 社團法人桃園市好厝邊全人關懷協會、26 沛恩托育中心、27 中華忠義果動關懷協會、28 社團法人台灣金古記念生命關懷協會、29 社團法人台灣彩虹愛家生命教育協會、30 社團法人台灣基督教利未之光音樂敬拜事奉協會、31 台灣守護有祢生命關懷協會、32 社團法人台灣托育協會、33 沐新生命成長協會、34 社團法人中華民國基督教神之道社會福利協會、35 財團法人愛心第二春文教基金會、36 風使全人教育中心、37 臺中市街頭藝人協會、38 社團法人中華育幼機構兒童關懷協會、39 社團法人台灣愛希望兒童關懷發展協會、40 臺灣兒童早期療育福利協會、41 財團法人杏陵醫學基金會、42 雲林縣行善社區關懷協會、43 社團法人中華國際全齡關照教育促進會、44 基督教鄉福麟洛教會、45 中華幼兒托育暨教保品質協會、46 台灣性教育學會、47 社團法人中華民國兒童健康聯盟、48 高雄市仁武區烏林社區發展協會、49 臺北市托育協會、50 天母國小特教家長會、51 宜蘭縣礁溪鄉聖母山莊生態發展協會、52 社團法人新北市智障者家長協會、53 社團法人中華基督教恩典之家協會、54 臺北市華德福教育推廣協會、55 台灣愛兒親師家長協會、56 得勝者教育協會、57 石門水庫教會青少年團契、58 高雄市茶緣茶藝協會、59 社團法人中華公民人權協會、60 全國高中高職家長會長協會、61 中華適性教育發展協會、62 中華民國家長會長聯合協會、63 臺中市城鄉發展協進會、64 北投關渡真實教會、65 社團法人台灣無毒世界協會、66 高雄市教會發展策略聯盟、67 社團法人屏東縣兒童與家庭教育輔助協會、68 中華民國營養師公會全國聯合會、69 社團法人台灣共善促進協會、70 台灣婦少權益關懷協會、71 社團法人南投縣草屯白厝角關懷協會、72 愛兒樂家庭創益關懷協會</w:t>
+        <w:t xml:space="preserve">1 台灣青少年犯罪防治學會、2 臺灣全方位設計教育協會（TAUDE）、3 中華民國中小學校長協會（SESPA）、4 財團法人赤子心教育基金會、5 董氏基金會、6 社團法人中華仁親社區關懷協會、7 台灣全國媽媽護家護兒聯盟、8 高雄市家長聯盟、9 家庭韌性行動聯盟（成立時集結逾 33 個組織團體與社會影響者）、10 任林教育基金會、11 社團法人國際兒少人權促進會、12 社團法人台灣青少年神經多樣性行動協會、13 台灣ICF研究學會、14 社團法人臺灣網路防護協會、15 社團法人新竹市精神健康協會、16 台灣家長守護婦幼權益協會、17 全國家長會長聯盟、18 全國家長教育志工聯盟、19 夏凱納靈糧堂、20 臺北市學校教育產業工會、21 社團法人台灣懷孕婦女關懷協會、22 臺灣心理健康聯盟（77 個團體與單位）、23 臺中市永馨全人關懷協會、24 社團法人高雄市基督教善之園福音協會、25 社團法人桃園市好厝邊全人關懷協會、26 沛恩托育中心、27 中華忠義果動關懷協會、28 社團法人台灣金古記念生命關懷協會、29 社團法人台灣彩虹愛家生命教育協會、30 社團法人台灣基督教利未之光音樂敬拜事奉協會、31 台灣守護有祢生命關懷協會、32 社團法人台灣托育協會、33 沐新生命成長協會、34 社團法人中華民國基督教神之道社會福利協會、35 財團法人愛心第二春文教基金會、36 風使全人教育中心、37 臺中市街頭藝人協會、38 社團法人中華育幼機構兒童關懷協會、39 社團法人台灣愛希望兒童關懷發展協會、40 臺灣兒童早期療育福利協會、41 財團法人杏陵醫學基金會、42 雲林縣行善社區關懷協會、43 社團法人中華國際全齡關照教育促進會、44 基督教鄉福麟洛教會、45 中華幼兒托育暨教保品質協會、46 台灣性教育學會、47 社團法人中華民國兒童健康聯盟、48 高雄市仁武區烏林社區發展協會、49 臺北市托育協會、50 天母國小特教家長會、51 宜蘭縣礁溪鄉聖母山莊生態發展協會、52 社團法人新北市智障者家長協會、53 社團法人中華基督教恩典之家協會、54 臺北市華德福教育推廣協會、55 台灣愛兒親師家長協會、56 得勝者教育協會、57 石門水庫教會青少年團契、58 高雄市茶緣茶藝協會、59 社團法人中華公民人權協會、60 全國高中高職家長會長協會、61 中華適性教育發展協會、62 中華民國家長會長聯合協會、63 臺中市城鄉發展協進會、64 北投關渡真實教會、65 社團法人台灣無毒世界協會、66 高雄市教會發展策略聯盟、67 社團法人屏東縣兒童與家庭教育輔助協會、68 中華民國營養師公會全國聯合會、69 社團法人台灣共善促進協會、70 台灣婦少權益關懷協會、71 社團法人南投縣草屯白厝角關懷協會、72 愛兒樂家庭創益關懷協會</w:t>
       </w:r>
     </w:p>
     <w:p>

--- a/public/act/child-pledge/record/assets/兒少十大承諾書_20261014.docx
+++ b/public/act/child-pledge/record/assets/兒少十大承諾書_20261014.docx
@@ -881,7 +881,7 @@
           <w:sz w:val="13"/>
           <w:szCs w:val="13"/>
         </w:rPr>
-        <w:t xml:space="preserve">召集人：國教行動聯盟（民間團體）AABE　　共同發起：見文末名冊　　回傳方式：請將簽署後之承諾書以 Email 回傳至 action.a.e0626@gmail.com，或掃描說明頁 QR code 於線上表單填寫；聯絡電話 0921-113-066　文件版本 v3.7　2026-10-14 寄送版（條文同 v3.2）</w:t>
+        <w:t xml:space="preserve">召集人：國教行動聯盟（民間團體）AABE　　共同發起：見文末名冊　　回傳方式：請將簽署後之承諾書以 Email 回傳至 action.a.e0626@gmail.com，或掃描說明頁 QR code 於線上表單填寫；聯絡電話 0921-113-066　文件版本 v3.8　2026-10-14 寄送版（條文自 v3.2 一處改字：所勾選之各項）</w:t>
       </w:r>
     </w:p>
     <w:p>
@@ -1165,7 +1165,7 @@
           <w:sz w:val="20"/>
           <w:szCs w:val="20"/>
         </w:rPr>
-        <w:t xml:space="preserve">簽署與回覆原文照登（個資依規則遮蔽後照登），不評分、不排名、不推薦任何人。</w:t>
+        <w:t xml:space="preserve">簽署與回覆原文照登（個資依公開規則遮蔽），不評分、不排名、不推薦任何人。</w:t>
       </w:r>
       <w:r>
         <w:rPr>

--- a/public/act/child-pledge/record/assets/兒少十大承諾書_20261014.docx
+++ b/public/act/child-pledge/record/assets/兒少十大承諾書_20261014.docx
@@ -881,7 +881,7 @@
           <w:sz w:val="13"/>
           <w:szCs w:val="13"/>
         </w:rPr>
-        <w:t xml:space="preserve">召集人：國教行動聯盟（民間團體）AABE　　共同發起：見文末名冊　　回傳方式：請將簽署後之承諾書以 Email 回傳至 action.a.e0626@gmail.com，或掃描說明頁 QR code 於線上表單填寫；聯絡電話 0921-113-066　文件版本 v3.8　2026-10-14 寄送版（條文自 v3.2 一處改字：所勾選之各項）</w:t>
+        <w:t xml:space="preserve">召集人：國教行動聯盟（民間團體）AABE　　共同發起：見文末名冊　　回傳方式：請將簽署後之承諾書以 Email 回傳至 action.a.e0626@gmail.com，或掃描說明頁 QR code 於線上表單填寫；聯絡電話 0921-113-066　文件版本 v3.10　2026-10-14 寄送版（條文自 v3.2 一處改字：所勾選之各項）</w:t>
       </w:r>
     </w:p>
     <w:p>
@@ -979,7 +979,16 @@
           <w:sz w:val="20"/>
           <w:szCs w:val="20"/>
         </w:rPr>
-        <w:t xml:space="preserve">本承諾書由 72 個民間團體共同發起，涵蓋家長、教師、專業、社區與教會等類別。</w:t>
+        <w:t xml:space="preserve">本承諾書由 72 個民間團體共同發起，涵蓋家長、教師、專業、社區與教會等類別，其中 36 個為內政部登記之全國性團體。</w:t>
+      </w:r>
+      <w:r>
+        <w:rPr>
+          <w:rFonts w:ascii="Microsoft JhengHei" w:cs="Microsoft JhengHei" w:eastAsia="Microsoft JhengHei" w:hAnsi="Microsoft JhengHei"/>
+          <w:color w:val="1A2B2A"/>
+          <w:sz w:val="20"/>
+          <w:szCs w:val="20"/>
+        </w:rPr>
+        <w:t xml:space="preserve">共同發起團體中包括兩個聯盟：家庭韌性行動聯盟（成立時集結逾 33 個組織團體與社會影響者）與臺灣心理健康聯盟（77 個團體與單位）（聯盟成員列名表示其規模，不代表個別簽署）。</w:t>
       </w:r>
       <w:r>
         <w:rPr>

--- a/public/act/child-pledge/record/assets/兒少十大承諾書_20261014.docx
+++ b/public/act/child-pledge/record/assets/兒少十大承諾書_20261014.docx
@@ -1259,7 +1259,7 @@
           <w:sz w:val="17"/>
           <w:szCs w:val="17"/>
         </w:rPr>
-        <w:t xml:space="preserve">名冊持續開放加入，最新名單以國教行動聯盟官網連署頁為準。</w:t>
+        <w:t xml:space="preserve">共同發起團體名冊截至 2026 年 10 月 7 日，名單以國教行動聯盟官網連署頁為準。</w:t>
       </w:r>
     </w:p>
     <w:p>
